--- a/temp_test/output.docx
+++ b/temp_test/output.docx
@@ -70,7 +70,7 @@
           </w:tcPr>
           <w:p>
             <w:r>
-              <w:t xml:space="preserve"> </w:t>
+              <w:t>Detail</w:t>
             </w:r>
           </w:p>
         </w:tc>
@@ -126,7 +126,7 @@
           </w:tcPr>
           <w:p>
             <w:r>
-              <w:t xml:space="preserve"> </w:t>
+              <w:t>Submission time and date:</w:t>
             </w:r>
           </w:p>
         </w:tc>
@@ -141,13 +141,18 @@
               </w:rPr>
               <w:t xml:space="preserve"> </w:t>
             </w:r>
-            <w:r/>
+            <w:r>
+              <w:t xml:space="preserve"> </w:t>
+            </w:r>
             <w:r>
               <w:rPr>
                 <w:vertAlign w:val="superscript"/>
               </w:rPr>
+              <w:t xml:space="preserve"> </w:t>
             </w:r>
-            <w:r/>
+            <w:r>
+              <w:t xml:space="preserve"> </w:t>
+            </w:r>
           </w:p>
         </w:tc>
       </w:tr>
@@ -158,7 +163,7 @@
           </w:tcPr>
           <w:p>
             <w:r>
-              <w:t xml:space="preserve"> </w:t>
+              <w:t>Target feedback time and date:</w:t>
             </w:r>
           </w:p>
         </w:tc>
@@ -173,13 +178,18 @@
               </w:rPr>
               <w:t xml:space="preserve"> </w:t>
             </w:r>
-            <w:r/>
+            <w:r>
+              <w:t xml:space="preserve"> </w:t>
+            </w:r>
             <w:r>
               <w:rPr>
                 <w:vertAlign w:val="superscript"/>
               </w:rPr>
+              <w:t xml:space="preserve"> </w:t>
             </w:r>
-            <w:r/>
+            <w:r>
+              <w:t xml:space="preserve"> </w:t>
+            </w:r>
           </w:p>
         </w:tc>
       </w:tr>
@@ -244,7 +254,7 @@
           </w:tcPr>
           <w:p>
             <w:r>
-              <w:t xml:space="preserve"> </w:t>
+              <w:t>John Smith</w:t>
             </w:r>
           </w:p>
         </w:tc>
@@ -293,10 +303,130 @@
           </w:p>
         </w:tc>
       </w:tr>
+      <w:tr>
+        <w:tc>
+          <w:tcPr>
+            <w:tcW w:type="dxa" w:w="4320"/>
+          </w:tcPr>
+          <w:p>
+            <w:r>
+              <w:t>Draft Submission</w:t>
+            </w:r>
+          </w:p>
+        </w:tc>
+        <w:tc>
+          <w:tcPr>
+            <w:tcW w:type="dxa" w:w="4320"/>
+          </w:tcPr>
+          <w:p>
+            <w:r>
+              <w:t xml:space="preserve"> </w:t>
+            </w:r>
+          </w:p>
+        </w:tc>
+      </w:tr>
+      <w:tr>
+        <w:tc>
+          <w:tcPr>
+            <w:tcW w:type="dxa" w:w="4320"/>
+          </w:tcPr>
+          <w:p>
+            <w:r>
+              <w:t>Draft Submission (Mandatory)</w:t>
+            </w:r>
+          </w:p>
+        </w:tc>
+        <w:tc>
+          <w:tcPr>
+            <w:tcW w:type="dxa" w:w="4320"/>
+          </w:tcPr>
+          <w:p>
+            <w:r>
+              <w:t xml:space="preserve"> </w:t>
+            </w:r>
+          </w:p>
+        </w:tc>
+      </w:tr>
+      <w:tr>
+        <w:tc>
+          <w:tcPr>
+            <w:tcW w:type="dxa" w:w="4320"/>
+          </w:tcPr>
+          <w:p>
+            <w:r>
+              <w:t>Formative Submission</w:t>
+            </w:r>
+          </w:p>
+        </w:tc>
+        <w:tc>
+          <w:tcPr>
+            <w:tcW w:type="dxa" w:w="4320"/>
+          </w:tcPr>
+          <w:p>
+            <w:r>
+              <w:t xml:space="preserve"> </w:t>
+            </w:r>
+          </w:p>
+        </w:tc>
+      </w:tr>
+      <w:tr>
+        <w:tc>
+          <w:tcPr>
+            <w:tcW w:type="dxa" w:w="4320"/>
+          </w:tcPr>
+          <w:p>
+            <w:r>
+              <w:t>Date and Time of Submission</w:t>
+            </w:r>
+          </w:p>
+        </w:tc>
+        <w:tc>
+          <w:tcPr>
+            <w:tcW w:type="dxa" w:w="4320"/>
+          </w:tcPr>
+          <w:p>
+            <w:r>
+              <w:t xml:space="preserve"> </w:t>
+            </w:r>
+          </w:p>
+        </w:tc>
+      </w:tr>
+      <w:tr>
+        <w:tc>
+          <w:tcPr>
+            <w:tcW w:type="dxa" w:w="4320"/>
+          </w:tcPr>
+          <w:p>
+            <w:r>
+              <w:t>Submission Date &amp; Time</w:t>
+            </w:r>
+          </w:p>
+        </w:tc>
+        <w:tc>
+          <w:tcPr>
+            <w:tcW w:type="dxa" w:w="4320"/>
+          </w:tcPr>
+          <w:p>
+            <w:r>
+              <w:t xml:space="preserve"> </w:t>
+            </w:r>
+          </w:p>
+        </w:tc>
+      </w:tr>
     </w:tbl>
     <w:p>
       <w:r>
         <w:t>Website: www.harvard.edu/admissions</w:t>
+      </w:r>
+    </w:p>
+    <w:p>
+      <w:r>
+        <w:t xml:space="preserve">Draft  </w:t>
+      </w:r>
+    </w:p>
+    <w:p>
+      <w:r>
+        <w:t xml:space="preserve"> </w:t>
       </w:r>
     </w:p>
     <w:p>
@@ -346,7 +476,7 @@
     </w:p>
     <w:p>
       <w:r>
-        <w:t xml:space="preserve">Tutor Name:  </w:t>
+        <w:t>Tutor Name: Prof. Green</w:t>
       </w:r>
     </w:p>
     <w:p>
@@ -529,9 +659,7 @@
             <w:tcW w:type="dxa" w:w="4320"/>
           </w:tcPr>
           <w:p>
-            <w:r>
-              <w:t xml:space="preserve"> </w:t>
-            </w:r>
+            <w:r/>
           </w:p>
         </w:tc>
         <w:tc>
@@ -540,7 +668,7 @@
           </w:tcPr>
           <w:p>
             <w:r>
-              <w:t xml:space="preserve"> </w:t>
+              <w:t>Option B: Turnitin Submission</w:t>
             </w:r>
           </w:p>
         </w:tc>
@@ -654,11 +782,7 @@
           <w:tcPr>
             <w:tcW w:type="dxa" w:w="4320"/>
           </w:tcPr>
-          <w:p>
-            <w:r>
-              <w:t xml:space="preserve"> </w:t>
-            </w:r>
-          </w:p>
+          <w:p/>
         </w:tc>
         <w:tc>
           <w:tcPr>

--- a/temp_test/output.docx
+++ b/temp_test/output.docx
@@ -70,7 +70,7 @@
           </w:tcPr>
           <w:p>
             <w:r>
-              <w:t>Detail</w:t>
+              <w:t xml:space="preserve"> </w:t>
             </w:r>
           </w:p>
         </w:tc>
@@ -126,7 +126,7 @@
           </w:tcPr>
           <w:p>
             <w:r>
-              <w:t>Submission time and date:</w:t>
+              <w:t xml:space="preserve"> </w:t>
             </w:r>
           </w:p>
         </w:tc>
@@ -141,18 +141,13 @@
               </w:rPr>
               <w:t xml:space="preserve"> </w:t>
             </w:r>
-            <w:r>
-              <w:t xml:space="preserve"> </w:t>
-            </w:r>
+            <w:r/>
             <w:r>
               <w:rPr>
                 <w:vertAlign w:val="superscript"/>
               </w:rPr>
-              <w:t xml:space="preserve"> </w:t>
             </w:r>
-            <w:r>
-              <w:t xml:space="preserve"> </w:t>
-            </w:r>
+            <w:r/>
           </w:p>
         </w:tc>
       </w:tr>
@@ -163,7 +158,7 @@
           </w:tcPr>
           <w:p>
             <w:r>
-              <w:t>Target feedback time and date:</w:t>
+              <w:t xml:space="preserve"> </w:t>
             </w:r>
           </w:p>
         </w:tc>
@@ -178,18 +173,13 @@
               </w:rPr>
               <w:t xml:space="preserve"> </w:t>
             </w:r>
-            <w:r>
-              <w:t xml:space="preserve"> </w:t>
-            </w:r>
+            <w:r/>
             <w:r>
               <w:rPr>
                 <w:vertAlign w:val="superscript"/>
               </w:rPr>
-              <w:t xml:space="preserve"> </w:t>
             </w:r>
-            <w:r>
-              <w:t xml:space="preserve"> </w:t>
-            </w:r>
+            <w:r/>
           </w:p>
         </w:tc>
       </w:tr>
@@ -254,7 +244,7 @@
           </w:tcPr>
           <w:p>
             <w:r>
-              <w:t>John Smith</w:t>
+              <w:t xml:space="preserve"> </w:t>
             </w:r>
           </w:p>
         </w:tc>
@@ -354,7 +344,7 @@
           </w:tcPr>
           <w:p>
             <w:r>
-              <w:t>Formative Submission</w:t>
+              <w:t xml:space="preserve"> </w:t>
             </w:r>
           </w:p>
         </w:tc>
@@ -476,7 +466,7 @@
     </w:p>
     <w:p>
       <w:r>
-        <w:t>Tutor Name: Prof. Green</w:t>
+        <w:t xml:space="preserve">Tutor Name:  </w:t>
       </w:r>
     </w:p>
     <w:p>
@@ -659,7 +649,9 @@
             <w:tcW w:type="dxa" w:w="4320"/>
           </w:tcPr>
           <w:p>
-            <w:r/>
+            <w:r>
+              <w:t xml:space="preserve"> </w:t>
+            </w:r>
           </w:p>
         </w:tc>
         <w:tc>
@@ -668,7 +660,7 @@
           </w:tcPr>
           <w:p>
             <w:r>
-              <w:t>Option B: Turnitin Submission</w:t>
+              <w:t xml:space="preserve"> </w:t>
             </w:r>
           </w:p>
         </w:tc>
@@ -782,7 +774,11 @@
           <w:tcPr>
             <w:tcW w:type="dxa" w:w="4320"/>
           </w:tcPr>
-          <w:p/>
+          <w:p>
+            <w:r>
+              <w:t xml:space="preserve"> </w:t>
+            </w:r>
+          </w:p>
         </w:tc>
         <w:tc>
           <w:tcPr>

--- a/temp_test/output.docx
+++ b/temp_test/output.docx
@@ -344,7 +344,7 @@
           </w:tcPr>
           <w:p>
             <w:r>
-              <w:t xml:space="preserve"> </w:t>
+              <w:t>Formative Submission</w:t>
             </w:r>
           </w:p>
         </w:tc>
@@ -649,9 +649,7 @@
             <w:tcW w:type="dxa" w:w="4320"/>
           </w:tcPr>
           <w:p>
-            <w:r>
-              <w:t xml:space="preserve"> </w:t>
-            </w:r>
+            <w:r/>
           </w:p>
         </w:tc>
         <w:tc>
@@ -774,11 +772,7 @@
           <w:tcPr>
             <w:tcW w:type="dxa" w:w="4320"/>
           </w:tcPr>
-          <w:p>
-            <w:r>
-              <w:t xml:space="preserve"> </w:t>
-            </w:r>
-          </w:p>
+          <w:p/>
         </w:tc>
         <w:tc>
           <w:tcPr>

--- a/temp_test/output.docx
+++ b/temp_test/output.docx
@@ -12,12 +12,12 @@
     </w:p>
     <w:p>
       <w:r>
-        <w:t xml:space="preserve">Student Identification Number:  </w:t>
+        <w:t xml:space="preserve"> </w:t>
       </w:r>
     </w:p>
     <w:p>
       <w:r>
-        <w:t xml:space="preserve">Registration Code:  </w:t>
+        <w:t xml:space="preserve"> </w:t>
       </w:r>
     </w:p>
     <w:p>
@@ -70,7 +70,7 @@
           </w:tcPr>
           <w:p>
             <w:r>
-              <w:t xml:space="preserve"> </w:t>
+              <w:t>Detail</w:t>
             </w:r>
           </w:p>
         </w:tc>
@@ -126,7 +126,7 @@
           </w:tcPr>
           <w:p>
             <w:r>
-              <w:t xml:space="preserve"> </w:t>
+              <w:t>Submission time and date:</w:t>
             </w:r>
           </w:p>
         </w:tc>
@@ -200,7 +200,29 @@
           </w:tcPr>
           <w:p>
             <w:r>
-              <w:t xml:space="preserve"> </w:t>
+              <w:t xml:space="preserve">  (For both Group presentation and or Individual Reflective statement)</w:t>
+            </w:r>
+          </w:p>
+        </w:tc>
+      </w:tr>
+      <w:tr>
+        <w:tc>
+          <w:tcPr>
+            <w:tcW w:type="dxa" w:w="4320"/>
+          </w:tcPr>
+          <w:p>
+            <w:r>
+              <w:t>Submission due dates/time</w:t>
+            </w:r>
+          </w:p>
+        </w:tc>
+        <w:tc>
+          <w:tcPr>
+            <w:tcW w:type="dxa" w:w="4320"/>
+          </w:tcPr>
+          <w:p>
+            <w:r>
+              <w:t xml:space="preserve">Individual group members should submit their Option A Part 2 document via Turnitin on the VLE NOT LATER than  / </w:t>
             </w:r>
           </w:p>
         </w:tc>
@@ -213,28 +235,6 @@
           <w:p>
             <w:r>
               <w:t xml:space="preserve"> </w:t>
-            </w:r>
-          </w:p>
-        </w:tc>
-        <w:tc>
-          <w:tcPr>
-            <w:tcW w:type="dxa" w:w="4320"/>
-          </w:tcPr>
-          <w:p>
-            <w:r>
-              <w:t xml:space="preserve"> </w:t>
-            </w:r>
-          </w:p>
-        </w:tc>
-      </w:tr>
-      <w:tr>
-        <w:tc>
-          <w:tcPr>
-            <w:tcW w:type="dxa" w:w="4320"/>
-          </w:tcPr>
-          <w:p>
-            <w:r>
-              <w:t>Tutor Name</w:t>
             </w:r>
           </w:p>
         </w:tc>
@@ -388,7 +388,7 @@
           </w:tcPr>
           <w:p>
             <w:r>
-              <w:t>Submission Date &amp; Time</w:t>
+              <w:t xml:space="preserve"> </w:t>
             </w:r>
           </w:p>
         </w:tc>
@@ -411,7 +411,7 @@
     </w:p>
     <w:p>
       <w:r>
-        <w:t xml:space="preserve">Draft  </w:t>
+        <w:t xml:space="preserve">Draft Submission (Mandatory):  </w:t>
       </w:r>
     </w:p>
     <w:p>
@@ -466,7 +466,17 @@
     </w:p>
     <w:p>
       <w:r>
-        <w:t xml:space="preserve">Tutor Name:  </w:t>
+        <w:t xml:space="preserve"> </w:t>
+      </w:r>
+    </w:p>
+    <w:p>
+      <w:r>
+        <w:t xml:space="preserve"> </w:t>
+      </w:r>
+    </w:p>
+    <w:p>
+      <w:r>
+        <w:t xml:space="preserve"> </w:t>
       </w:r>
     </w:p>
     <w:p>
@@ -536,17 +546,17 @@
     </w:p>
     <w:p>
       <w:r>
-        <w:t xml:space="preserve">Tutor Name:  </w:t>
+        <w:t xml:space="preserve"> </w:t>
       </w:r>
     </w:p>
     <w:p>
       <w:r>
-        <w:t xml:space="preserve">Assessor:  </w:t>
+        <w:t xml:space="preserve"> </w:t>
       </w:r>
     </w:p>
     <w:p>
       <w:r>
-        <w:t xml:space="preserve">Internal Verifier:  </w:t>
+        <w:t xml:space="preserve"> </w:t>
       </w:r>
     </w:p>
     <w:p>
@@ -561,7 +571,7 @@
     </w:p>
     <w:p>
       <w:r>
-        <w:t>Issued by  .</w:t>
+        <w:t xml:space="preserve"> </w:t>
       </w:r>
     </w:p>
     <w:p>
@@ -569,7 +579,7 @@
         <w:pStyle w:val="Heading2"/>
       </w:pPr>
       <w:r>
-        <w:t>Layout Type 1 Table</w:t>
+        <w:t xml:space="preserve"> </w:t>
       </w:r>
     </w:p>
     <w:tbl>
@@ -609,7 +619,7 @@
         <w:pStyle w:val="Heading2"/>
       </w:pPr>
       <w:r>
-        <w:t>Layout Type 2 Table</w:t>
+        <w:t xml:space="preserve"> </w:t>
       </w:r>
     </w:p>
     <w:tbl>
@@ -649,7 +659,9 @@
             <w:tcW w:type="dxa" w:w="4320"/>
           </w:tcPr>
           <w:p>
-            <w:r/>
+            <w:r>
+              <w:t xml:space="preserve"> </w:t>
+            </w:r>
           </w:p>
         </w:tc>
         <w:tc>
@@ -691,7 +703,7 @@
         <w:pStyle w:val="Heading2"/>
       </w:pPr>
       <w:r>
-        <w:t>Layout Type 3 Table</w:t>
+        <w:t xml:space="preserve"> </w:t>
       </w:r>
     </w:p>
     <w:tbl>
@@ -732,7 +744,7 @@
         <w:pStyle w:val="Heading2"/>
       </w:pPr>
       <w:r>
-        <w:t>Layout Type 4 Table</w:t>
+        <w:t xml:space="preserve"> </w:t>
       </w:r>
     </w:p>
     <w:tbl>
@@ -772,7 +784,11 @@
           <w:tcPr>
             <w:tcW w:type="dxa" w:w="4320"/>
           </w:tcPr>
-          <w:p/>
+          <w:p>
+            <w:r>
+              <w:t xml:space="preserve"> </w:t>
+            </w:r>
+          </w:p>
         </w:tc>
         <w:tc>
           <w:tcPr>
@@ -785,38 +801,7 @@
     </w:tbl>
     <w:p>
       <w:r>
-        <w:drawing>
-          <wp:inline xmlns:a="http://schemas.openxmlformats.org/drawingml/2006/main" xmlns:pic="http://schemas.openxmlformats.org/drawingml/2006/picture">
-            <wp:extent cx="3121152" cy="3121152"/>
-            <wp:docPr id="1" name="Picture 1"/>
-            <wp:cNvGraphicFramePr>
-              <a:graphicFrameLocks noChangeAspect="1"/>
-            </wp:cNvGraphicFramePr>
-            <a:graphic>
-              <a:graphicData uri="http://schemas.openxmlformats.org/drawingml/2006/picture">
-                <pic:pic>
-                  <pic:nvPicPr>
-                    <pic:cNvPr id="0" name="university_1.png"/>
-                    <pic:cNvPicPr/>
-                  </pic:nvPicPr>
-                  <pic:blipFill>
-                    <a:blip r:embed="rId11"/>
-                    <a:stretch>
-                      <a:fillRect/>
-                    </a:stretch>
-                  </pic:blipFill>
-                  <pic:spPr>
-                    <a:xfrm>
-                      <a:off x="0" y="0"/>
-                      <a:ext cx="3121152" cy="3121152"/>
-                    </a:xfrm>
-                    <a:prstGeom prst="rect"/>
-                  </pic:spPr>
-                </pic:pic>
-              </a:graphicData>
-            </a:graphic>
-          </wp:inline>
-        </w:drawing>
+        <w:t xml:space="preserve"> </w:t>
       </w:r>
     </w:p>
     <w:sectPr>

--- a/temp_test/output.docx
+++ b/temp_test/output.docx
@@ -446,7 +446,7 @@
     </w:p>
     <w:p>
       <w:r>
-        <w:t xml:space="preserve"> </w:t>
+        <w:t>Module Code: BM414</w:t>
       </w:r>
     </w:p>
     <w:p>
